--- a/Леснов Тимур МДК 2 прак.docx
+++ b/Леснов Тимур МДК 2 прак.docx
@@ -9,89 +9,14 @@
     </w:p>
     <w:p>
       <w:r>
+        <w:rPr>
+          <w:noProof/>
+        </w:rPr>
         <w:drawing>
           <wp:inline distT="0" distB="0" distL="0" distR="0" wp14:anchorId="39009A29" wp14:editId="2A8FAF45">
             <wp:extent cx="3101644" cy="1934591"/>
             <wp:effectExtent l="0" t="0" r="3810" b="8890"/>
             <wp:docPr id="1" name="Рисунок 1"/>
-            <wp:cNvGraphicFramePr>
-              <a:graphicFrameLocks xmlns:a="http://schemas.openxmlformats.org/drawingml/2006/main" noChangeAspect="1"/>
-            </wp:cNvGraphicFramePr>
-            <a:graphic xmlns:a="http://schemas.openxmlformats.org/drawingml/2006/main">
-              <a:graphicData uri="http://schemas.openxmlformats.org/drawingml/2006/picture">
-                <pic:pic xmlns:pic="http://schemas.openxmlformats.org/drawingml/2006/picture">
-                  <pic:nvPicPr>
-                    <pic:cNvPr id="1" name=""/>
-                    <pic:cNvPicPr/>
-                  </pic:nvPicPr>
-                  <pic:blipFill>
-                    <a:blip r:embed="rId4"/>
-                    <a:stretch>
-                      <a:fillRect/>
-                    </a:stretch>
-                  </pic:blipFill>
-                  <pic:spPr>
-                    <a:xfrm>
-                      <a:off x="0" y="0"/>
-                      <a:ext cx="3192947" cy="1991539"/>
-                    </a:xfrm>
-                    <a:prstGeom prst="rect">
-                      <a:avLst/>
-                    </a:prstGeom>
-                  </pic:spPr>
-                </pic:pic>
-              </a:graphicData>
-            </a:graphic>
-          </wp:inline>
-        </w:drawing>
-      </w:r>
-    </w:p>
-    <w:p>
-      <w:r>
-        <w:drawing>
-          <wp:inline distT="0" distB="0" distL="0" distR="0" wp14:anchorId="7BE205B6" wp14:editId="17AC0885">
-            <wp:extent cx="3107976" cy="1953158"/>
-            <wp:effectExtent l="0" t="0" r="0" b="9525"/>
-            <wp:docPr id="2" name="Рисунок 2"/>
-            <wp:cNvGraphicFramePr>
-              <a:graphicFrameLocks xmlns:a="http://schemas.openxmlformats.org/drawingml/2006/main" noChangeAspect="1"/>
-            </wp:cNvGraphicFramePr>
-            <a:graphic xmlns:a="http://schemas.openxmlformats.org/drawingml/2006/main">
-              <a:graphicData uri="http://schemas.openxmlformats.org/drawingml/2006/picture">
-                <pic:pic xmlns:pic="http://schemas.openxmlformats.org/drawingml/2006/picture">
-                  <pic:nvPicPr>
-                    <pic:cNvPr id="1" name=""/>
-                    <pic:cNvPicPr/>
-                  </pic:nvPicPr>
-                  <pic:blipFill>
-                    <a:blip r:embed="rId5"/>
-                    <a:stretch>
-                      <a:fillRect/>
-                    </a:stretch>
-                  </pic:blipFill>
-                  <pic:spPr>
-                    <a:xfrm>
-                      <a:off x="0" y="0"/>
-                      <a:ext cx="3176161" cy="1996008"/>
-                    </a:xfrm>
-                    <a:prstGeom prst="rect">
-                      <a:avLst/>
-                    </a:prstGeom>
-                  </pic:spPr>
-                </pic:pic>
-              </a:graphicData>
-            </a:graphic>
-          </wp:inline>
-        </w:drawing>
-      </w:r>
-    </w:p>
-    <w:p>
-      <w:r>
-        <w:drawing>
-          <wp:inline distT="0" distB="0" distL="0" distR="0" wp14:anchorId="079CD95E" wp14:editId="7EB04CFB">
-            <wp:extent cx="3107690" cy="1953975"/>
-            <wp:effectExtent l="0" t="0" r="0" b="8255"/>
-            <wp:docPr id="3" name="Рисунок 3"/>
             <wp:cNvGraphicFramePr>
               <a:graphicFrameLocks xmlns:a="http://schemas.openxmlformats.org/drawingml/2006/main" noChangeAspect="1"/>
             </wp:cNvGraphicFramePr>
@@ -111,7 +36,7 @@
                   <pic:spPr>
                     <a:xfrm>
                       <a:off x="0" y="0"/>
-                      <a:ext cx="3188540" cy="2004810"/>
+                      <a:ext cx="3192947" cy="1991539"/>
                     </a:xfrm>
                     <a:prstGeom prst="rect">
                       <a:avLst/>
@@ -126,11 +51,14 @@
     </w:p>
     <w:p>
       <w:r>
+        <w:rPr>
+          <w:noProof/>
+        </w:rPr>
         <w:drawing>
-          <wp:inline distT="0" distB="0" distL="0" distR="0" wp14:anchorId="139B6064" wp14:editId="22D54EBC">
-            <wp:extent cx="3118587" cy="1953159"/>
-            <wp:effectExtent l="0" t="0" r="5715" b="9525"/>
-            <wp:docPr id="4" name="Рисунок 4"/>
+          <wp:inline distT="0" distB="0" distL="0" distR="0" wp14:anchorId="7BE205B6" wp14:editId="17AC0885">
+            <wp:extent cx="3107976" cy="1953158"/>
+            <wp:effectExtent l="0" t="0" r="0" b="9525"/>
+            <wp:docPr id="2" name="Рисунок 2"/>
             <wp:cNvGraphicFramePr>
               <a:graphicFrameLocks xmlns:a="http://schemas.openxmlformats.org/drawingml/2006/main" noChangeAspect="1"/>
             </wp:cNvGraphicFramePr>
@@ -150,7 +78,7 @@
                   <pic:spPr>
                     <a:xfrm>
                       <a:off x="0" y="0"/>
-                      <a:ext cx="3168144" cy="1984196"/>
+                      <a:ext cx="3176161" cy="1996008"/>
                     </a:xfrm>
                     <a:prstGeom prst="rect">
                       <a:avLst/>
@@ -163,16 +91,16 @@
         </w:drawing>
       </w:r>
     </w:p>
-    <w:p/>
-    <w:p/>
-    <w:p>
-      <w:r>
-        <w:lastRenderedPageBreak/>
+    <w:p>
+      <w:r>
+        <w:rPr>
+          <w:noProof/>
+        </w:rPr>
         <w:drawing>
-          <wp:inline distT="0" distB="0" distL="0" distR="0" wp14:anchorId="69CAFA5A" wp14:editId="6F25B7D4">
-            <wp:extent cx="3155612" cy="1982419"/>
-            <wp:effectExtent l="0" t="0" r="6985" b="0"/>
-            <wp:docPr id="5" name="Рисунок 5"/>
+          <wp:inline distT="0" distB="0" distL="0" distR="0" wp14:anchorId="079CD95E" wp14:editId="7EB04CFB">
+            <wp:extent cx="3107690" cy="1953975"/>
+            <wp:effectExtent l="0" t="0" r="0" b="8255"/>
+            <wp:docPr id="3" name="Рисунок 3"/>
             <wp:cNvGraphicFramePr>
               <a:graphicFrameLocks xmlns:a="http://schemas.openxmlformats.org/drawingml/2006/main" noChangeAspect="1"/>
             </wp:cNvGraphicFramePr>
@@ -192,7 +120,7 @@
                   <pic:spPr>
                     <a:xfrm>
                       <a:off x="0" y="0"/>
-                      <a:ext cx="3216007" cy="2020360"/>
+                      <a:ext cx="3188540" cy="2004810"/>
                     </a:xfrm>
                     <a:prstGeom prst="rect">
                       <a:avLst/>
@@ -205,225 +133,16 @@
         </w:drawing>
       </w:r>
     </w:p>
-    <w:tbl>
-      <w:tblPr>
-        <w:tblStyle w:val="a3"/>
-        <w:tblW w:w="0" w:type="auto"/>
-        <w:tblLook w:val="04A0" w:firstRow="1" w:lastRow="0" w:firstColumn="1" w:lastColumn="0" w:noHBand="0" w:noVBand="1"/>
-      </w:tblPr>
-      <w:tblGrid>
-        <w:gridCol w:w="4639"/>
-        <w:gridCol w:w="4706"/>
-      </w:tblGrid>
-      <w:tr>
-        <w:tc>
-          <w:tcPr>
-            <w:tcW w:w="4639" w:type="dxa"/>
-          </w:tcPr>
-          <w:p>
-            <w:proofErr w:type="spellStart"/>
-            <w:r>
-              <w:t>Проверка</w:t>
-            </w:r>
-            <w:proofErr w:type="spellEnd"/>
-          </w:p>
-        </w:tc>
-        <w:tc>
-          <w:tcPr>
-            <w:tcW w:w="4706" w:type="dxa"/>
-          </w:tcPr>
-          <w:p>
-            <w:proofErr w:type="spellStart"/>
-            <w:r>
-              <w:t>Ожидаемый</w:t>
-            </w:r>
-            <w:proofErr w:type="spellEnd"/>
-            <w:r>
-              <w:t xml:space="preserve"> </w:t>
-            </w:r>
-            <w:proofErr w:type="spellStart"/>
-            <w:r>
-              <w:t>результат</w:t>
-            </w:r>
-            <w:proofErr w:type="spellEnd"/>
-          </w:p>
-        </w:tc>
-      </w:tr>
-      <w:tr>
-        <w:tc>
-          <w:tcPr>
-            <w:tcW w:w="4639" w:type="dxa"/>
-          </w:tcPr>
-          <w:p>
-            <w:r>
-              <w:t>09:00–10:00</w:t>
-            </w:r>
-          </w:p>
-        </w:tc>
-        <w:tc>
-          <w:tcPr>
-            <w:tcW w:w="4706" w:type="dxa"/>
-          </w:tcPr>
-          <w:p>
-            <w:proofErr w:type="spellStart"/>
-            <w:r>
-              <w:t>Не</w:t>
-            </w:r>
-            <w:proofErr w:type="spellEnd"/>
-            <w:r>
-              <w:t xml:space="preserve"> </w:t>
-            </w:r>
-            <w:proofErr w:type="spellStart"/>
-            <w:r>
-              <w:t>должно</w:t>
-            </w:r>
-            <w:proofErr w:type="spellEnd"/>
-            <w:r>
-              <w:t xml:space="preserve"> </w:t>
-            </w:r>
-            <w:proofErr w:type="spellStart"/>
-            <w:r>
-              <w:t>конфликтовать</w:t>
-            </w:r>
-            <w:proofErr w:type="spellEnd"/>
-            <w:r>
-              <w:t xml:space="preserve"> с 10:00–12:00.</w:t>
-            </w:r>
-          </w:p>
-        </w:tc>
-      </w:tr>
-      <w:tr>
-        <w:tc>
-          <w:tcPr>
-            <w:tcW w:w="4639" w:type="dxa"/>
-          </w:tcPr>
-          <w:p>
-            <w:r>
-              <w:t>11:00–12:30</w:t>
-            </w:r>
-          </w:p>
-        </w:tc>
-        <w:tc>
-          <w:tcPr>
-            <w:tcW w:w="4706" w:type="dxa"/>
-          </w:tcPr>
-          <w:p>
-            <w:pPr>
-              <w:rPr>
-                <w:lang w:val="ru-RU"/>
-              </w:rPr>
-            </w:pPr>
-            <w:r>
-              <w:rPr>
-                <w:lang w:val="ru-RU"/>
-              </w:rPr>
-              <w:t>Должно быть отклонено как пересекающееся.</w:t>
-            </w:r>
-          </w:p>
-        </w:tc>
-      </w:tr>
-      <w:tr>
-        <w:tc>
-          <w:tcPr>
-            <w:tcW w:w="4639" w:type="dxa"/>
-          </w:tcPr>
-          <w:p>
-            <w:r>
-              <w:t>12:00–13:00</w:t>
-            </w:r>
-          </w:p>
-        </w:tc>
-        <w:tc>
-          <w:tcPr>
-            <w:tcW w:w="4706" w:type="dxa"/>
-          </w:tcPr>
-          <w:p>
-            <w:proofErr w:type="spellStart"/>
-            <w:r>
-              <w:t>Не</w:t>
-            </w:r>
-            <w:proofErr w:type="spellEnd"/>
-            <w:r>
-              <w:t xml:space="preserve"> </w:t>
-            </w:r>
-            <w:proofErr w:type="spellStart"/>
-            <w:r>
-              <w:t>должно</w:t>
-            </w:r>
-            <w:proofErr w:type="spellEnd"/>
-            <w:r>
-              <w:t xml:space="preserve"> </w:t>
-            </w:r>
-            <w:proofErr w:type="spellStart"/>
-            <w:r>
-              <w:t>конфликтовать</w:t>
-            </w:r>
-            <w:proofErr w:type="spellEnd"/>
-            <w:r>
-              <w:t xml:space="preserve"> с 10:00–12:00.</w:t>
-            </w:r>
-          </w:p>
-        </w:tc>
-      </w:tr>
-      <w:tr>
-        <w:tc>
-          <w:tcPr>
-            <w:tcW w:w="4639" w:type="dxa"/>
-          </w:tcPr>
-          <w:p>
-            <w:r>
-              <w:t>12:30–13:30</w:t>
-            </w:r>
-          </w:p>
-        </w:tc>
-        <w:tc>
-          <w:tcPr>
-            <w:tcW w:w="4706" w:type="dxa"/>
-          </w:tcPr>
-          <w:p>
-            <w:proofErr w:type="spellStart"/>
-            <w:r>
-              <w:t>Не</w:t>
-            </w:r>
-            <w:proofErr w:type="spellEnd"/>
-            <w:r>
-              <w:t xml:space="preserve"> </w:t>
-            </w:r>
-            <w:proofErr w:type="spellStart"/>
-            <w:r>
-              <w:t>должно</w:t>
-            </w:r>
-            <w:proofErr w:type="spellEnd"/>
-            <w:r>
-              <w:t xml:space="preserve"> </w:t>
-            </w:r>
-            <w:proofErr w:type="spellStart"/>
-            <w:r>
-              <w:t>конфликтовать</w:t>
-            </w:r>
-            <w:proofErr w:type="spellEnd"/>
-            <w:r>
-              <w:t xml:space="preserve"> с 10:00–12:00.</w:t>
-            </w:r>
-          </w:p>
-        </w:tc>
-      </w:tr>
-    </w:tbl>
-    <w:p>
-      <w:pPr>
-        <w:rPr>
-          <w:lang w:val="en-US"/>
-        </w:rPr>
-      </w:pPr>
-      <w:r>
-        <w:rPr>
-          <w:lang w:val="en-US"/>
+    <w:p>
+      <w:r>
+        <w:rPr>
+          <w:noProof/>
         </w:rPr>
         <w:drawing>
-          <wp:inline distT="0" distB="0" distL="0" distR="0" wp14:anchorId="45838654" wp14:editId="6EBB780D">
-            <wp:extent cx="3215783" cy="2033626"/>
-            <wp:effectExtent l="0" t="0" r="3810" b="5080"/>
-            <wp:docPr id="6" name="Рисунок 6"/>
+          <wp:inline distT="0" distB="0" distL="0" distR="0" wp14:anchorId="139B6064" wp14:editId="22D54EBC">
+            <wp:extent cx="3118587" cy="1953159"/>
+            <wp:effectExtent l="0" t="0" r="5715" b="9525"/>
+            <wp:docPr id="4" name="Рисунок 4"/>
             <wp:cNvGraphicFramePr>
               <a:graphicFrameLocks xmlns:a="http://schemas.openxmlformats.org/drawingml/2006/main" noChangeAspect="1"/>
             </wp:cNvGraphicFramePr>
@@ -443,6 +162,303 @@
                   <pic:spPr>
                     <a:xfrm>
                       <a:off x="0" y="0"/>
+                      <a:ext cx="3168144" cy="1984196"/>
+                    </a:xfrm>
+                    <a:prstGeom prst="rect">
+                      <a:avLst/>
+                    </a:prstGeom>
+                  </pic:spPr>
+                </pic:pic>
+              </a:graphicData>
+            </a:graphic>
+          </wp:inline>
+        </w:drawing>
+      </w:r>
+    </w:p>
+    <w:p/>
+    <w:p/>
+    <w:p>
+      <w:r>
+        <w:rPr>
+          <w:noProof/>
+        </w:rPr>
+        <w:lastRenderedPageBreak/>
+        <w:drawing>
+          <wp:inline distT="0" distB="0" distL="0" distR="0" wp14:anchorId="69CAFA5A" wp14:editId="6F25B7D4">
+            <wp:extent cx="3155612" cy="1982419"/>
+            <wp:effectExtent l="0" t="0" r="6985" b="0"/>
+            <wp:docPr id="5" name="Рисунок 5"/>
+            <wp:cNvGraphicFramePr>
+              <a:graphicFrameLocks xmlns:a="http://schemas.openxmlformats.org/drawingml/2006/main" noChangeAspect="1"/>
+            </wp:cNvGraphicFramePr>
+            <a:graphic xmlns:a="http://schemas.openxmlformats.org/drawingml/2006/main">
+              <a:graphicData uri="http://schemas.openxmlformats.org/drawingml/2006/picture">
+                <pic:pic xmlns:pic="http://schemas.openxmlformats.org/drawingml/2006/picture">
+                  <pic:nvPicPr>
+                    <pic:cNvPr id="1" name=""/>
+                    <pic:cNvPicPr/>
+                  </pic:nvPicPr>
+                  <pic:blipFill>
+                    <a:blip r:embed="rId10"/>
+                    <a:stretch>
+                      <a:fillRect/>
+                    </a:stretch>
+                  </pic:blipFill>
+                  <pic:spPr>
+                    <a:xfrm>
+                      <a:off x="0" y="0"/>
+                      <a:ext cx="3216007" cy="2020360"/>
+                    </a:xfrm>
+                    <a:prstGeom prst="rect">
+                      <a:avLst/>
+                    </a:prstGeom>
+                  </pic:spPr>
+                </pic:pic>
+              </a:graphicData>
+            </a:graphic>
+          </wp:inline>
+        </w:drawing>
+      </w:r>
+    </w:p>
+    <w:tbl>
+      <w:tblPr>
+        <w:tblStyle w:val="a3"/>
+        <w:tblW w:w="0" w:type="auto"/>
+        <w:tblLook w:val="04A0" w:firstRow="1" w:lastRow="0" w:firstColumn="1" w:lastColumn="0" w:noHBand="0" w:noVBand="1"/>
+      </w:tblPr>
+      <w:tblGrid>
+        <w:gridCol w:w="4639"/>
+        <w:gridCol w:w="4706"/>
+      </w:tblGrid>
+      <w:tr>
+        <w:tc>
+          <w:tcPr>
+            <w:tcW w:w="4639" w:type="dxa"/>
+          </w:tcPr>
+          <w:p>
+            <w:proofErr w:type="spellStart"/>
+            <w:r>
+              <w:t>Проверка</w:t>
+            </w:r>
+            <w:proofErr w:type="spellEnd"/>
+          </w:p>
+        </w:tc>
+        <w:tc>
+          <w:tcPr>
+            <w:tcW w:w="4706" w:type="dxa"/>
+          </w:tcPr>
+          <w:p>
+            <w:proofErr w:type="spellStart"/>
+            <w:r>
+              <w:t>Ожидаемый</w:t>
+            </w:r>
+            <w:proofErr w:type="spellEnd"/>
+            <w:r>
+              <w:t xml:space="preserve"> </w:t>
+            </w:r>
+            <w:proofErr w:type="spellStart"/>
+            <w:r>
+              <w:t>результат</w:t>
+            </w:r>
+            <w:proofErr w:type="spellEnd"/>
+          </w:p>
+        </w:tc>
+      </w:tr>
+      <w:tr>
+        <w:tc>
+          <w:tcPr>
+            <w:tcW w:w="4639" w:type="dxa"/>
+          </w:tcPr>
+          <w:p>
+            <w:r>
+              <w:t>09:00–10:00</w:t>
+            </w:r>
+          </w:p>
+        </w:tc>
+        <w:tc>
+          <w:tcPr>
+            <w:tcW w:w="4706" w:type="dxa"/>
+          </w:tcPr>
+          <w:p>
+            <w:proofErr w:type="spellStart"/>
+            <w:r>
+              <w:t>Не</w:t>
+            </w:r>
+            <w:proofErr w:type="spellEnd"/>
+            <w:r>
+              <w:t xml:space="preserve"> </w:t>
+            </w:r>
+            <w:proofErr w:type="spellStart"/>
+            <w:r>
+              <w:t>должно</w:t>
+            </w:r>
+            <w:proofErr w:type="spellEnd"/>
+            <w:r>
+              <w:t xml:space="preserve"> </w:t>
+            </w:r>
+            <w:proofErr w:type="spellStart"/>
+            <w:r>
+              <w:t>конфликтовать</w:t>
+            </w:r>
+            <w:proofErr w:type="spellEnd"/>
+            <w:r>
+              <w:t xml:space="preserve"> с 10:00–12:00.</w:t>
+            </w:r>
+          </w:p>
+        </w:tc>
+      </w:tr>
+      <w:tr>
+        <w:tc>
+          <w:tcPr>
+            <w:tcW w:w="4639" w:type="dxa"/>
+          </w:tcPr>
+          <w:p>
+            <w:r>
+              <w:t>11:00–12:30</w:t>
+            </w:r>
+          </w:p>
+        </w:tc>
+        <w:tc>
+          <w:tcPr>
+            <w:tcW w:w="4706" w:type="dxa"/>
+          </w:tcPr>
+          <w:p>
+            <w:pPr>
+              <w:rPr>
+                <w:lang w:val="ru-RU"/>
+              </w:rPr>
+            </w:pPr>
+            <w:r>
+              <w:rPr>
+                <w:lang w:val="ru-RU"/>
+              </w:rPr>
+              <w:t>Должно быть отклонено как пересекающееся.</w:t>
+            </w:r>
+          </w:p>
+        </w:tc>
+      </w:tr>
+      <w:tr>
+        <w:tc>
+          <w:tcPr>
+            <w:tcW w:w="4639" w:type="dxa"/>
+          </w:tcPr>
+          <w:p>
+            <w:r>
+              <w:t>12:00–13:00</w:t>
+            </w:r>
+          </w:p>
+        </w:tc>
+        <w:tc>
+          <w:tcPr>
+            <w:tcW w:w="4706" w:type="dxa"/>
+          </w:tcPr>
+          <w:p>
+            <w:proofErr w:type="spellStart"/>
+            <w:r>
+              <w:t>Не</w:t>
+            </w:r>
+            <w:proofErr w:type="spellEnd"/>
+            <w:r>
+              <w:t xml:space="preserve"> </w:t>
+            </w:r>
+            <w:proofErr w:type="spellStart"/>
+            <w:r>
+              <w:t>должно</w:t>
+            </w:r>
+            <w:proofErr w:type="spellEnd"/>
+            <w:r>
+              <w:t xml:space="preserve"> </w:t>
+            </w:r>
+            <w:proofErr w:type="spellStart"/>
+            <w:r>
+              <w:t>конфликтовать</w:t>
+            </w:r>
+            <w:proofErr w:type="spellEnd"/>
+            <w:r>
+              <w:t xml:space="preserve"> с 10:00–12:00.</w:t>
+            </w:r>
+          </w:p>
+        </w:tc>
+      </w:tr>
+      <w:tr>
+        <w:tc>
+          <w:tcPr>
+            <w:tcW w:w="4639" w:type="dxa"/>
+          </w:tcPr>
+          <w:p>
+            <w:r>
+              <w:t>12:30–13:30</w:t>
+            </w:r>
+          </w:p>
+        </w:tc>
+        <w:tc>
+          <w:tcPr>
+            <w:tcW w:w="4706" w:type="dxa"/>
+          </w:tcPr>
+          <w:p>
+            <w:proofErr w:type="spellStart"/>
+            <w:r>
+              <w:t>Не</w:t>
+            </w:r>
+            <w:proofErr w:type="spellEnd"/>
+            <w:r>
+              <w:t xml:space="preserve"> </w:t>
+            </w:r>
+            <w:proofErr w:type="spellStart"/>
+            <w:r>
+              <w:t>должно</w:t>
+            </w:r>
+            <w:proofErr w:type="spellEnd"/>
+            <w:r>
+              <w:t xml:space="preserve"> </w:t>
+            </w:r>
+            <w:proofErr w:type="spellStart"/>
+            <w:r>
+              <w:t>конфликтовать</w:t>
+            </w:r>
+            <w:proofErr w:type="spellEnd"/>
+            <w:r>
+              <w:t xml:space="preserve"> с 10:00–12:00.</w:t>
+            </w:r>
+          </w:p>
+        </w:tc>
+      </w:tr>
+    </w:tbl>
+    <w:p>
+      <w:pPr>
+        <w:rPr>
+          <w:lang w:val="en-US"/>
+        </w:rPr>
+      </w:pPr>
+      <w:r>
+        <w:rPr>
+          <w:noProof/>
+          <w:lang w:val="en-US"/>
+        </w:rPr>
+        <w:drawing>
+          <wp:inline distT="0" distB="0" distL="0" distR="0" wp14:anchorId="45838654" wp14:editId="6EBB780D">
+            <wp:extent cx="3215783" cy="2033626"/>
+            <wp:effectExtent l="0" t="0" r="3810" b="5080"/>
+            <wp:docPr id="6" name="Рисунок 6"/>
+            <wp:cNvGraphicFramePr>
+              <a:graphicFrameLocks xmlns:a="http://schemas.openxmlformats.org/drawingml/2006/main" noChangeAspect="1"/>
+            </wp:cNvGraphicFramePr>
+            <a:graphic xmlns:a="http://schemas.openxmlformats.org/drawingml/2006/main">
+              <a:graphicData uri="http://schemas.openxmlformats.org/drawingml/2006/picture">
+                <pic:pic xmlns:pic="http://schemas.openxmlformats.org/drawingml/2006/picture">
+                  <pic:nvPicPr>
+                    <pic:cNvPr id="1" name=""/>
+                    <pic:cNvPicPr/>
+                  </pic:nvPicPr>
+                  <pic:blipFill>
+                    <a:blip r:embed="rId11"/>
+                    <a:stretch>
+                      <a:fillRect/>
+                    </a:stretch>
+                  </pic:blipFill>
+                  <pic:spPr>
+                    <a:xfrm>
+                      <a:off x="0" y="0"/>
                       <a:ext cx="3313142" cy="2095195"/>
                     </a:xfrm>
                     <a:prstGeom prst="rect">
@@ -464,6 +480,7 @@
       </w:pPr>
       <w:r>
         <w:rPr>
+          <w:noProof/>
           <w:lang w:val="en-US"/>
         </w:rPr>
         <w:drawing>
@@ -490,7 +507,7 @@
                     <pic:cNvPicPr/>
                   </pic:nvPicPr>
                   <pic:blipFill>
-                    <a:blip r:embed="rId10" cstate="print">
+                    <a:blip r:embed="rId12" cstate="print">
                       <a:extLst>
                         <a:ext uri="{28A0092B-C50C-407E-A947-70E740481C1C}">
                           <a14:useLocalDpi xmlns:a14="http://schemas.microsoft.com/office/drawing/2010/main" val="0"/>
@@ -524,6 +541,7 @@
       </w:r>
       <w:r>
         <w:rPr>
+          <w:noProof/>
           <w:lang w:val="en-US"/>
         </w:rPr>
         <w:drawing>
@@ -531,418 +549,6 @@
             <wp:extent cx="3215320" cy="2011680"/>
             <wp:effectExtent l="0" t="0" r="4445" b="7620"/>
             <wp:docPr id="8" name="Рисунок 8"/>
-            <wp:cNvGraphicFramePr>
-              <a:graphicFrameLocks xmlns:a="http://schemas.openxmlformats.org/drawingml/2006/main" noChangeAspect="1"/>
-            </wp:cNvGraphicFramePr>
-            <a:graphic xmlns:a="http://schemas.openxmlformats.org/drawingml/2006/main">
-              <a:graphicData uri="http://schemas.openxmlformats.org/drawingml/2006/picture">
-                <pic:pic xmlns:pic="http://schemas.openxmlformats.org/drawingml/2006/picture">
-                  <pic:nvPicPr>
-                    <pic:cNvPr id="1" name=""/>
-                    <pic:cNvPicPr/>
-                  </pic:nvPicPr>
-                  <pic:blipFill>
-                    <a:blip r:embed="rId11"/>
-                    <a:stretch>
-                      <a:fillRect/>
-                    </a:stretch>
-                  </pic:blipFill>
-                  <pic:spPr>
-                    <a:xfrm>
-                      <a:off x="0" y="0"/>
-                      <a:ext cx="3268302" cy="2044829"/>
-                    </a:xfrm>
-                    <a:prstGeom prst="rect">
-                      <a:avLst/>
-                    </a:prstGeom>
-                  </pic:spPr>
-                </pic:pic>
-              </a:graphicData>
-            </a:graphic>
-          </wp:inline>
-        </w:drawing>
-      </w:r>
-    </w:p>
-    <w:p>
-      <w:pPr>
-        <w:rPr>
-          <w:lang w:val="en-US"/>
-        </w:rPr>
-      </w:pPr>
-      <w:r>
-        <w:rPr>
-          <w:lang w:val="en-US"/>
-        </w:rPr>
-        <w:lastRenderedPageBreak/>
-        <w:drawing>
-          <wp:inline distT="0" distB="0" distL="0" distR="0" wp14:anchorId="686D2A76" wp14:editId="2BEFD1B8">
-            <wp:extent cx="3194981" cy="1989734"/>
-            <wp:effectExtent l="0" t="0" r="5715" b="0"/>
-            <wp:docPr id="9" name="Рисунок 9"/>
-            <wp:cNvGraphicFramePr>
-              <a:graphicFrameLocks xmlns:a="http://schemas.openxmlformats.org/drawingml/2006/main" noChangeAspect="1"/>
-            </wp:cNvGraphicFramePr>
-            <a:graphic xmlns:a="http://schemas.openxmlformats.org/drawingml/2006/main">
-              <a:graphicData uri="http://schemas.openxmlformats.org/drawingml/2006/picture">
-                <pic:pic xmlns:pic="http://schemas.openxmlformats.org/drawingml/2006/picture">
-                  <pic:nvPicPr>
-                    <pic:cNvPr id="1" name=""/>
-                    <pic:cNvPicPr/>
-                  </pic:nvPicPr>
-                  <pic:blipFill>
-                    <a:blip r:embed="rId12"/>
-                    <a:stretch>
-                      <a:fillRect/>
-                    </a:stretch>
-                  </pic:blipFill>
-                  <pic:spPr>
-                    <a:xfrm>
-                      <a:off x="0" y="0"/>
-                      <a:ext cx="3234107" cy="2014100"/>
-                    </a:xfrm>
-                    <a:prstGeom prst="rect">
-                      <a:avLst/>
-                    </a:prstGeom>
-                  </pic:spPr>
-                </pic:pic>
-              </a:graphicData>
-            </a:graphic>
-          </wp:inline>
-        </w:drawing>
-      </w:r>
-    </w:p>
-    <w:tbl>
-      <w:tblPr>
-        <w:tblStyle w:val="a3"/>
-        <w:tblW w:w="0" w:type="auto"/>
-        <w:tblLook w:val="04A0" w:firstRow="1" w:lastRow="0" w:firstColumn="1" w:lastColumn="0" w:noHBand="0" w:noVBand="1"/>
-      </w:tblPr>
-      <w:tblGrid>
-        <w:gridCol w:w="3057"/>
-        <w:gridCol w:w="3085"/>
-        <w:gridCol w:w="3203"/>
-      </w:tblGrid>
-      <w:tr>
-        <w:tc>
-          <w:tcPr>
-            <w:tcW w:w="3324" w:type="dxa"/>
-          </w:tcPr>
-          <w:p>
-            <w:proofErr w:type="spellStart"/>
-            <w:r>
-              <w:t>Модуль</w:t>
-            </w:r>
-            <w:proofErr w:type="spellEnd"/>
-          </w:p>
-        </w:tc>
-        <w:tc>
-          <w:tcPr>
-            <w:tcW w:w="3324" w:type="dxa"/>
-          </w:tcPr>
-          <w:p>
-            <w:proofErr w:type="spellStart"/>
-            <w:r>
-              <w:t>Что</w:t>
-            </w:r>
-            <w:proofErr w:type="spellEnd"/>
-            <w:r>
-              <w:t xml:space="preserve"> </w:t>
-            </w:r>
-            <w:proofErr w:type="spellStart"/>
-            <w:r>
-              <w:t>делает</w:t>
-            </w:r>
-            <w:proofErr w:type="spellEnd"/>
-            <w:r>
-              <w:t>?</w:t>
-            </w:r>
-          </w:p>
-        </w:tc>
-        <w:tc>
-          <w:tcPr>
-            <w:tcW w:w="3324" w:type="dxa"/>
-          </w:tcPr>
-          <w:p>
-            <w:r>
-              <w:t xml:space="preserve">С </w:t>
-            </w:r>
-            <w:proofErr w:type="spellStart"/>
-            <w:r>
-              <w:t>какими</w:t>
-            </w:r>
-            <w:proofErr w:type="spellEnd"/>
-            <w:r>
-              <w:t xml:space="preserve"> </w:t>
-            </w:r>
-            <w:proofErr w:type="spellStart"/>
-            <w:r>
-              <w:t>модулями</w:t>
-            </w:r>
-            <w:proofErr w:type="spellEnd"/>
-            <w:r>
-              <w:t xml:space="preserve"> </w:t>
-            </w:r>
-            <w:proofErr w:type="spellStart"/>
-            <w:r>
-              <w:t>взаимодействует</w:t>
-            </w:r>
-            <w:proofErr w:type="spellEnd"/>
-            <w:r>
-              <w:t>?</w:t>
-            </w:r>
-          </w:p>
-        </w:tc>
-      </w:tr>
-      <w:tr>
-        <w:tc>
-          <w:tcPr>
-            <w:tcW w:w="3324" w:type="dxa"/>
-          </w:tcPr>
-          <w:p>
-            <w:proofErr w:type="spellStart"/>
-            <w:r>
-              <w:t>UserService</w:t>
-            </w:r>
-            <w:proofErr w:type="spellEnd"/>
-          </w:p>
-        </w:tc>
-        <w:tc>
-          <w:tcPr>
-            <w:tcW w:w="3324" w:type="dxa"/>
-          </w:tcPr>
-          <w:p>
-            <w:pPr>
-              <w:rPr>
-                <w:lang w:val="ru-RU"/>
-              </w:rPr>
-            </w:pPr>
-            <w:r>
-              <w:rPr>
-                <w:lang w:val="ru-RU"/>
-              </w:rPr>
-              <w:t>Модель описывает данные пользователя.</w:t>
-            </w:r>
-          </w:p>
-          <w:p/>
-        </w:tc>
-        <w:tc>
-          <w:tcPr>
-            <w:tcW w:w="3324" w:type="dxa"/>
-          </w:tcPr>
-          <w:p>
-            <w:r>
-              <w:t xml:space="preserve">User, </w:t>
-            </w:r>
-            <w:proofErr w:type="spellStart"/>
-            <w:r>
-              <w:t>MainWindow</w:t>
-            </w:r>
-            <w:proofErr w:type="spellEnd"/>
-          </w:p>
-        </w:tc>
-      </w:tr>
-      <w:tr>
-        <w:tc>
-          <w:tcPr>
-            <w:tcW w:w="3324" w:type="dxa"/>
-          </w:tcPr>
-          <w:p>
-            <w:proofErr w:type="spellStart"/>
-            <w:r>
-              <w:t>RoomService</w:t>
-            </w:r>
-            <w:proofErr w:type="spellEnd"/>
-          </w:p>
-        </w:tc>
-        <w:tc>
-          <w:tcPr>
-            <w:tcW w:w="3324" w:type="dxa"/>
-          </w:tcPr>
-          <w:p>
-            <w:pPr>
-              <w:rPr>
-                <w:lang w:val="ru-RU"/>
-              </w:rPr>
-            </w:pPr>
-            <w:r>
-              <w:t>Room</w:t>
-            </w:r>
-            <w:r>
-              <w:rPr>
-                <w:lang w:val="ru-RU"/>
-              </w:rPr>
-              <w:t xml:space="preserve"> хранит номер аудитории, количество компьютеров и доступность.</w:t>
-            </w:r>
-          </w:p>
-        </w:tc>
-        <w:tc>
-          <w:tcPr>
-            <w:tcW w:w="3324" w:type="dxa"/>
-          </w:tcPr>
-          <w:p>
-            <w:r>
-              <w:t xml:space="preserve">Room, </w:t>
-            </w:r>
-            <w:proofErr w:type="spellStart"/>
-            <w:r>
-              <w:t>MainWindow</w:t>
-            </w:r>
-            <w:proofErr w:type="spellEnd"/>
-          </w:p>
-        </w:tc>
-      </w:tr>
-      <w:tr>
-        <w:tc>
-          <w:tcPr>
-            <w:tcW w:w="3324" w:type="dxa"/>
-          </w:tcPr>
-          <w:p>
-            <w:proofErr w:type="spellStart"/>
-            <w:r>
-              <w:t>BookingService</w:t>
-            </w:r>
-            <w:proofErr w:type="spellEnd"/>
-          </w:p>
-        </w:tc>
-        <w:tc>
-          <w:tcPr>
-            <w:tcW w:w="3324" w:type="dxa"/>
-          </w:tcPr>
-          <w:p>
-            <w:pPr>
-              <w:rPr>
-                <w:lang w:val="ru-RU"/>
-              </w:rPr>
-            </w:pPr>
-            <w:r>
-              <w:t>Booking</w:t>
-            </w:r>
-            <w:r>
-              <w:rPr>
-                <w:lang w:val="ru-RU"/>
-              </w:rPr>
-              <w:t xml:space="preserve"> связывает пользователя и аудиторию через </w:t>
-            </w:r>
-            <w:proofErr w:type="spellStart"/>
-            <w:r>
-              <w:t>UserId</w:t>
-            </w:r>
-            <w:proofErr w:type="spellEnd"/>
-            <w:r>
-              <w:rPr>
-                <w:lang w:val="ru-RU"/>
-              </w:rPr>
-              <w:t xml:space="preserve"> и </w:t>
-            </w:r>
-            <w:proofErr w:type="spellStart"/>
-            <w:r>
-              <w:t>RoomId</w:t>
-            </w:r>
-            <w:proofErr w:type="spellEnd"/>
-            <w:r>
-              <w:rPr>
-                <w:lang w:val="ru-RU"/>
-              </w:rPr>
-              <w:t xml:space="preserve"> и хранит дату и время</w:t>
-            </w:r>
-          </w:p>
-        </w:tc>
-        <w:tc>
-          <w:tcPr>
-            <w:tcW w:w="3324" w:type="dxa"/>
-          </w:tcPr>
-          <w:p>
-            <w:r>
-              <w:t xml:space="preserve">Booking, </w:t>
-            </w:r>
-            <w:proofErr w:type="spellStart"/>
-            <w:r>
-              <w:t>MainWindow</w:t>
-            </w:r>
-            <w:proofErr w:type="spellEnd"/>
-          </w:p>
-        </w:tc>
-      </w:tr>
-      <w:tr>
-        <w:tc>
-          <w:tcPr>
-            <w:tcW w:w="3324" w:type="dxa"/>
-          </w:tcPr>
-          <w:p>
-            <w:proofErr w:type="spellStart"/>
-            <w:r>
-              <w:t>MainWindow</w:t>
-            </w:r>
-            <w:proofErr w:type="spellEnd"/>
-          </w:p>
-        </w:tc>
-        <w:tc>
-          <w:tcPr>
-            <w:tcW w:w="3324" w:type="dxa"/>
-          </w:tcPr>
-          <w:p>
-            <w:pPr>
-              <w:rPr>
-                <w:lang w:val="ru-RU"/>
-              </w:rPr>
-            </w:pPr>
-            <w:r>
-              <w:rPr>
-                <w:lang w:val="ru-RU"/>
-              </w:rPr>
-              <w:t>Главное окно, интерфейс взаимодействия с пользователем.</w:t>
-            </w:r>
-          </w:p>
-        </w:tc>
-        <w:tc>
-          <w:tcPr>
-            <w:tcW w:w="3324" w:type="dxa"/>
-          </w:tcPr>
-          <w:p>
-            <w:r>
-              <w:t xml:space="preserve">User, Room, Booking, </w:t>
-            </w:r>
-            <w:proofErr w:type="spellStart"/>
-            <w:proofErr w:type="gramStart"/>
-            <w:r>
-              <w:t>Userservice,RoomService</w:t>
-            </w:r>
-            <w:proofErr w:type="spellEnd"/>
-            <w:proofErr w:type="gramEnd"/>
-            <w:r>
-              <w:t xml:space="preserve">, </w:t>
-            </w:r>
-            <w:proofErr w:type="spellStart"/>
-            <w:r>
-              <w:t>BookingService</w:t>
-            </w:r>
-            <w:proofErr w:type="spellEnd"/>
-          </w:p>
-        </w:tc>
-      </w:tr>
-    </w:tbl>
-    <w:p>
-      <w:pPr>
-        <w:rPr>
-          <w:lang w:val="en-US"/>
-        </w:rPr>
-      </w:pPr>
-    </w:p>
-    <w:p>
-      <w:pPr>
-        <w:rPr>
-          <w:lang w:val="en-US"/>
-        </w:rPr>
-      </w:pPr>
-      <w:r>
-        <w:rPr>
-          <w:lang w:val="en-US"/>
-        </w:rPr>
-        <w:drawing>
-          <wp:inline distT="0" distB="0" distL="0" distR="0" wp14:anchorId="327F0BE2" wp14:editId="0642A9E2">
-            <wp:extent cx="4081567" cy="3321100"/>
-            <wp:effectExtent l="0" t="0" r="0" b="0"/>
-            <wp:docPr id="10" name="Рисунок 10"/>
             <wp:cNvGraphicFramePr>
               <a:graphicFrameLocks xmlns:a="http://schemas.openxmlformats.org/drawingml/2006/main" noChangeAspect="1"/>
             </wp:cNvGraphicFramePr>
@@ -962,7 +568,7 @@
                   <pic:spPr>
                     <a:xfrm>
                       <a:off x="0" y="0"/>
-                      <a:ext cx="4091667" cy="3329318"/>
+                      <a:ext cx="3268302" cy="2044829"/>
                     </a:xfrm>
                     <a:prstGeom prst="rect">
                       <a:avLst/>
@@ -982,125 +588,16 @@
         </w:rPr>
       </w:pPr>
       <w:r>
-        <w:t>Какие</w:t>
-      </w:r>
-      <w:r>
-        <w:rPr>
-          <w:lang w:val="en-US"/>
-        </w:rPr>
-        <w:t xml:space="preserve"> </w:t>
-      </w:r>
-      <w:r>
-        <w:t>компоненты</w:t>
-      </w:r>
-      <w:r>
-        <w:rPr>
-          <w:lang w:val="en-US"/>
-        </w:rPr>
-        <w:t xml:space="preserve"> </w:t>
-      </w:r>
-      <w:r>
-        <w:t>затронуты</w:t>
-      </w:r>
-      <w:r>
-        <w:rPr>
-          <w:lang w:val="en-US"/>
-        </w:rPr>
-        <w:t xml:space="preserve">: </w:t>
-      </w:r>
-      <w:proofErr w:type="spellStart"/>
-      <w:r>
-        <w:rPr>
-          <w:lang w:val="en-US"/>
-        </w:rPr>
-        <w:t>RoomService</w:t>
-      </w:r>
-      <w:proofErr w:type="spellEnd"/>
-      <w:r>
-        <w:rPr>
-          <w:lang w:val="en-US"/>
-        </w:rPr>
-        <w:t xml:space="preserve">, </w:t>
-      </w:r>
-      <w:proofErr w:type="spellStart"/>
-      <w:proofErr w:type="gramStart"/>
-      <w:r>
-        <w:rPr>
-          <w:lang w:val="en-US"/>
-        </w:rPr>
-        <w:t>MainWindow</w:t>
-      </w:r>
-      <w:r>
-        <w:rPr>
-          <w:lang w:val="en-US"/>
-        </w:rPr>
-        <w:t>.</w:t>
-      </w:r>
-      <w:r>
-        <w:rPr>
-          <w:lang w:val="en-US"/>
-        </w:rPr>
-        <w:t>xaml</w:t>
-      </w:r>
-      <w:proofErr w:type="spellEnd"/>
-      <w:r>
-        <w:rPr>
-          <w:lang w:val="en-US"/>
-        </w:rPr>
-        <w:t>/</w:t>
-      </w:r>
-      <w:proofErr w:type="spellStart"/>
-      <w:r>
-        <w:rPr>
-          <w:lang w:val="en-US"/>
-        </w:rPr>
-        <w:t>xaml.cs,BookingService</w:t>
-      </w:r>
-      <w:proofErr w:type="gramEnd"/>
-      <w:r>
-        <w:rPr>
-          <w:lang w:val="en-US"/>
-        </w:rPr>
-        <w:t>,Booking</w:t>
-      </w:r>
-      <w:proofErr w:type="spellEnd"/>
-      <w:r>
-        <w:rPr>
-          <w:lang w:val="en-US"/>
-        </w:rPr>
-        <w:t>.</w:t>
-      </w:r>
-    </w:p>
-    <w:p>
-      <w:pPr>
-        <w:rPr>
-          <w:lang w:val="en-US"/>
-        </w:rPr>
-      </w:pPr>
-    </w:p>
-    <w:p>
-      <w:pPr>
-        <w:rPr>
-          <w:lang w:val="en-US"/>
-        </w:rPr>
-      </w:pPr>
-    </w:p>
-    <w:p>
-      <w:pPr>
-        <w:rPr>
-          <w:lang w:val="en-US"/>
-        </w:rPr>
-      </w:pPr>
-      <w:r>
-        <w:rPr>
+        <w:rPr>
+          <w:noProof/>
           <w:lang w:val="en-US"/>
         </w:rPr>
         <w:lastRenderedPageBreak/>
         <w:drawing>
-          <wp:inline distT="0" distB="0" distL="0" distR="0" wp14:anchorId="6FED51DF" wp14:editId="3E468595">
-            <wp:extent cx="5940425" cy="2352040"/>
-            <wp:effectExtent l="0" t="0" r="3175" b="0"/>
-            <wp:docPr id="11" name="Рисунок 11"/>
+          <wp:inline distT="0" distB="0" distL="0" distR="0" wp14:anchorId="686D2A76" wp14:editId="2BEFD1B8">
+            <wp:extent cx="3194981" cy="1989734"/>
+            <wp:effectExtent l="0" t="0" r="5715" b="0"/>
+            <wp:docPr id="9" name="Рисунок 9"/>
             <wp:cNvGraphicFramePr>
               <a:graphicFrameLocks xmlns:a="http://schemas.openxmlformats.org/drawingml/2006/main" noChangeAspect="1"/>
             </wp:cNvGraphicFramePr>
@@ -1120,6 +617,530 @@
                   <pic:spPr>
                     <a:xfrm>
                       <a:off x="0" y="0"/>
+                      <a:ext cx="3234107" cy="2014100"/>
+                    </a:xfrm>
+                    <a:prstGeom prst="rect">
+                      <a:avLst/>
+                    </a:prstGeom>
+                  </pic:spPr>
+                </pic:pic>
+              </a:graphicData>
+            </a:graphic>
+          </wp:inline>
+        </w:drawing>
+      </w:r>
+    </w:p>
+    <w:tbl>
+      <w:tblPr>
+        <w:tblStyle w:val="a3"/>
+        <w:tblW w:w="0" w:type="auto"/>
+        <w:tblLook w:val="04A0" w:firstRow="1" w:lastRow="0" w:firstColumn="1" w:lastColumn="0" w:noHBand="0" w:noVBand="1"/>
+      </w:tblPr>
+      <w:tblGrid>
+        <w:gridCol w:w="3057"/>
+        <w:gridCol w:w="3085"/>
+        <w:gridCol w:w="3203"/>
+      </w:tblGrid>
+      <w:tr>
+        <w:tc>
+          <w:tcPr>
+            <w:tcW w:w="3324" w:type="dxa"/>
+          </w:tcPr>
+          <w:p>
+            <w:proofErr w:type="spellStart"/>
+            <w:r>
+              <w:t>Модуль</w:t>
+            </w:r>
+            <w:proofErr w:type="spellEnd"/>
+          </w:p>
+        </w:tc>
+        <w:tc>
+          <w:tcPr>
+            <w:tcW w:w="3324" w:type="dxa"/>
+          </w:tcPr>
+          <w:p>
+            <w:proofErr w:type="spellStart"/>
+            <w:r>
+              <w:t>Что</w:t>
+            </w:r>
+            <w:proofErr w:type="spellEnd"/>
+            <w:r>
+              <w:t xml:space="preserve"> </w:t>
+            </w:r>
+            <w:proofErr w:type="spellStart"/>
+            <w:r>
+              <w:t>делает</w:t>
+            </w:r>
+            <w:proofErr w:type="spellEnd"/>
+            <w:r>
+              <w:t>?</w:t>
+            </w:r>
+          </w:p>
+        </w:tc>
+        <w:tc>
+          <w:tcPr>
+            <w:tcW w:w="3324" w:type="dxa"/>
+          </w:tcPr>
+          <w:p>
+            <w:r>
+              <w:t xml:space="preserve">С </w:t>
+            </w:r>
+            <w:proofErr w:type="spellStart"/>
+            <w:r>
+              <w:t>какими</w:t>
+            </w:r>
+            <w:proofErr w:type="spellEnd"/>
+            <w:r>
+              <w:t xml:space="preserve"> </w:t>
+            </w:r>
+            <w:proofErr w:type="spellStart"/>
+            <w:r>
+              <w:t>модулями</w:t>
+            </w:r>
+            <w:proofErr w:type="spellEnd"/>
+            <w:r>
+              <w:t xml:space="preserve"> </w:t>
+            </w:r>
+            <w:proofErr w:type="spellStart"/>
+            <w:r>
+              <w:t>взаимодействует</w:t>
+            </w:r>
+            <w:proofErr w:type="spellEnd"/>
+            <w:r>
+              <w:t>?</w:t>
+            </w:r>
+          </w:p>
+        </w:tc>
+      </w:tr>
+      <w:tr>
+        <w:tc>
+          <w:tcPr>
+            <w:tcW w:w="3324" w:type="dxa"/>
+          </w:tcPr>
+          <w:p>
+            <w:proofErr w:type="spellStart"/>
+            <w:r>
+              <w:t>UserService</w:t>
+            </w:r>
+            <w:proofErr w:type="spellEnd"/>
+          </w:p>
+        </w:tc>
+        <w:tc>
+          <w:tcPr>
+            <w:tcW w:w="3324" w:type="dxa"/>
+          </w:tcPr>
+          <w:p>
+            <w:pPr>
+              <w:rPr>
+                <w:lang w:val="ru-RU"/>
+              </w:rPr>
+            </w:pPr>
+            <w:r>
+              <w:rPr>
+                <w:lang w:val="ru-RU"/>
+              </w:rPr>
+              <w:t>Модель описывает данные пользователя.</w:t>
+            </w:r>
+          </w:p>
+          <w:p/>
+        </w:tc>
+        <w:tc>
+          <w:tcPr>
+            <w:tcW w:w="3324" w:type="dxa"/>
+          </w:tcPr>
+          <w:p>
+            <w:r>
+              <w:t xml:space="preserve">User, </w:t>
+            </w:r>
+            <w:proofErr w:type="spellStart"/>
+            <w:r>
+              <w:t>MainWindow</w:t>
+            </w:r>
+            <w:proofErr w:type="spellEnd"/>
+          </w:p>
+        </w:tc>
+      </w:tr>
+      <w:tr>
+        <w:tc>
+          <w:tcPr>
+            <w:tcW w:w="3324" w:type="dxa"/>
+          </w:tcPr>
+          <w:p>
+            <w:proofErr w:type="spellStart"/>
+            <w:r>
+              <w:t>RoomService</w:t>
+            </w:r>
+            <w:proofErr w:type="spellEnd"/>
+          </w:p>
+        </w:tc>
+        <w:tc>
+          <w:tcPr>
+            <w:tcW w:w="3324" w:type="dxa"/>
+          </w:tcPr>
+          <w:p>
+            <w:pPr>
+              <w:rPr>
+                <w:lang w:val="ru-RU"/>
+              </w:rPr>
+            </w:pPr>
+            <w:r>
+              <w:t>Room</w:t>
+            </w:r>
+            <w:r>
+              <w:rPr>
+                <w:lang w:val="ru-RU"/>
+              </w:rPr>
+              <w:t xml:space="preserve"> хранит номер аудитории, количество компьютеров и доступность.</w:t>
+            </w:r>
+          </w:p>
+        </w:tc>
+        <w:tc>
+          <w:tcPr>
+            <w:tcW w:w="3324" w:type="dxa"/>
+          </w:tcPr>
+          <w:p>
+            <w:r>
+              <w:t xml:space="preserve">Room, </w:t>
+            </w:r>
+            <w:proofErr w:type="spellStart"/>
+            <w:r>
+              <w:t>MainWindow</w:t>
+            </w:r>
+            <w:proofErr w:type="spellEnd"/>
+          </w:p>
+        </w:tc>
+      </w:tr>
+      <w:tr>
+        <w:tc>
+          <w:tcPr>
+            <w:tcW w:w="3324" w:type="dxa"/>
+          </w:tcPr>
+          <w:p>
+            <w:proofErr w:type="spellStart"/>
+            <w:r>
+              <w:t>BookingService</w:t>
+            </w:r>
+            <w:proofErr w:type="spellEnd"/>
+          </w:p>
+        </w:tc>
+        <w:tc>
+          <w:tcPr>
+            <w:tcW w:w="3324" w:type="dxa"/>
+          </w:tcPr>
+          <w:p>
+            <w:pPr>
+              <w:rPr>
+                <w:lang w:val="ru-RU"/>
+              </w:rPr>
+            </w:pPr>
+            <w:r>
+              <w:t>Booking</w:t>
+            </w:r>
+            <w:r>
+              <w:rPr>
+                <w:lang w:val="ru-RU"/>
+              </w:rPr>
+              <w:t xml:space="preserve"> связывает пользователя и аудиторию через </w:t>
+            </w:r>
+            <w:proofErr w:type="spellStart"/>
+            <w:r>
+              <w:t>UserId</w:t>
+            </w:r>
+            <w:proofErr w:type="spellEnd"/>
+            <w:r>
+              <w:rPr>
+                <w:lang w:val="ru-RU"/>
+              </w:rPr>
+              <w:t xml:space="preserve"> и </w:t>
+            </w:r>
+            <w:proofErr w:type="spellStart"/>
+            <w:r>
+              <w:t>RoomId</w:t>
+            </w:r>
+            <w:proofErr w:type="spellEnd"/>
+            <w:r>
+              <w:rPr>
+                <w:lang w:val="ru-RU"/>
+              </w:rPr>
+              <w:t xml:space="preserve"> и хранит дату и время</w:t>
+            </w:r>
+          </w:p>
+        </w:tc>
+        <w:tc>
+          <w:tcPr>
+            <w:tcW w:w="3324" w:type="dxa"/>
+          </w:tcPr>
+          <w:p>
+            <w:r>
+              <w:t xml:space="preserve">Booking, </w:t>
+            </w:r>
+            <w:proofErr w:type="spellStart"/>
+            <w:r>
+              <w:t>MainWindow</w:t>
+            </w:r>
+            <w:proofErr w:type="spellEnd"/>
+          </w:p>
+        </w:tc>
+      </w:tr>
+      <w:tr>
+        <w:tc>
+          <w:tcPr>
+            <w:tcW w:w="3324" w:type="dxa"/>
+          </w:tcPr>
+          <w:p>
+            <w:proofErr w:type="spellStart"/>
+            <w:r>
+              <w:t>MainWindow</w:t>
+            </w:r>
+            <w:proofErr w:type="spellEnd"/>
+          </w:p>
+        </w:tc>
+        <w:tc>
+          <w:tcPr>
+            <w:tcW w:w="3324" w:type="dxa"/>
+          </w:tcPr>
+          <w:p>
+            <w:pPr>
+              <w:rPr>
+                <w:lang w:val="ru-RU"/>
+              </w:rPr>
+            </w:pPr>
+            <w:r>
+              <w:rPr>
+                <w:lang w:val="ru-RU"/>
+              </w:rPr>
+              <w:t>Главное окно, интерфейс взаимодействия с пользователем.</w:t>
+            </w:r>
+          </w:p>
+        </w:tc>
+        <w:tc>
+          <w:tcPr>
+            <w:tcW w:w="3324" w:type="dxa"/>
+          </w:tcPr>
+          <w:p>
+            <w:r>
+              <w:t xml:space="preserve">User, Room, Booking, </w:t>
+            </w:r>
+            <w:proofErr w:type="spellStart"/>
+            <w:proofErr w:type="gramStart"/>
+            <w:r>
+              <w:t>Userservice,RoomService</w:t>
+            </w:r>
+            <w:proofErr w:type="spellEnd"/>
+            <w:proofErr w:type="gramEnd"/>
+            <w:r>
+              <w:t xml:space="preserve">, </w:t>
+            </w:r>
+            <w:proofErr w:type="spellStart"/>
+            <w:r>
+              <w:t>BookingService</w:t>
+            </w:r>
+            <w:proofErr w:type="spellEnd"/>
+          </w:p>
+        </w:tc>
+      </w:tr>
+    </w:tbl>
+    <w:p>
+      <w:pPr>
+        <w:rPr>
+          <w:lang w:val="en-US"/>
+        </w:rPr>
+      </w:pPr>
+    </w:p>
+    <w:p>
+      <w:pPr>
+        <w:rPr>
+          <w:lang w:val="en-US"/>
+        </w:rPr>
+      </w:pPr>
+      <w:r>
+        <w:rPr>
+          <w:noProof/>
+          <w:lang w:val="en-US"/>
+        </w:rPr>
+        <w:drawing>
+          <wp:inline distT="0" distB="0" distL="0" distR="0" wp14:anchorId="327F0BE2" wp14:editId="0642A9E2">
+            <wp:extent cx="4081567" cy="3321100"/>
+            <wp:effectExtent l="0" t="0" r="0" b="0"/>
+            <wp:docPr id="10" name="Рисунок 10"/>
+            <wp:cNvGraphicFramePr>
+              <a:graphicFrameLocks xmlns:a="http://schemas.openxmlformats.org/drawingml/2006/main" noChangeAspect="1"/>
+            </wp:cNvGraphicFramePr>
+            <a:graphic xmlns:a="http://schemas.openxmlformats.org/drawingml/2006/main">
+              <a:graphicData uri="http://schemas.openxmlformats.org/drawingml/2006/picture">
+                <pic:pic xmlns:pic="http://schemas.openxmlformats.org/drawingml/2006/picture">
+                  <pic:nvPicPr>
+                    <pic:cNvPr id="1" name=""/>
+                    <pic:cNvPicPr/>
+                  </pic:nvPicPr>
+                  <pic:blipFill>
+                    <a:blip r:embed="rId15"/>
+                    <a:stretch>
+                      <a:fillRect/>
+                    </a:stretch>
+                  </pic:blipFill>
+                  <pic:spPr>
+                    <a:xfrm>
+                      <a:off x="0" y="0"/>
+                      <a:ext cx="4091667" cy="3329318"/>
+                    </a:xfrm>
+                    <a:prstGeom prst="rect">
+                      <a:avLst/>
+                    </a:prstGeom>
+                  </pic:spPr>
+                </pic:pic>
+              </a:graphicData>
+            </a:graphic>
+          </wp:inline>
+        </w:drawing>
+      </w:r>
+    </w:p>
+    <w:p>
+      <w:pPr>
+        <w:rPr>
+          <w:lang w:val="en-US"/>
+        </w:rPr>
+      </w:pPr>
+      <w:r>
+        <w:t>Какие</w:t>
+      </w:r>
+      <w:r>
+        <w:rPr>
+          <w:lang w:val="en-US"/>
+        </w:rPr>
+        <w:t xml:space="preserve"> </w:t>
+      </w:r>
+      <w:r>
+        <w:t>компоненты</w:t>
+      </w:r>
+      <w:r>
+        <w:rPr>
+          <w:lang w:val="en-US"/>
+        </w:rPr>
+        <w:t xml:space="preserve"> </w:t>
+      </w:r>
+      <w:r>
+        <w:t>затронуты</w:t>
+      </w:r>
+      <w:r>
+        <w:rPr>
+          <w:lang w:val="en-US"/>
+        </w:rPr>
+        <w:t xml:space="preserve">: </w:t>
+      </w:r>
+      <w:proofErr w:type="spellStart"/>
+      <w:r>
+        <w:rPr>
+          <w:lang w:val="en-US"/>
+        </w:rPr>
+        <w:t>RoomService</w:t>
+      </w:r>
+      <w:proofErr w:type="spellEnd"/>
+      <w:r>
+        <w:rPr>
+          <w:lang w:val="en-US"/>
+        </w:rPr>
+        <w:t xml:space="preserve">, </w:t>
+      </w:r>
+      <w:proofErr w:type="spellStart"/>
+      <w:proofErr w:type="gramStart"/>
+      <w:r>
+        <w:rPr>
+          <w:lang w:val="en-US"/>
+        </w:rPr>
+        <w:t>MainWindow</w:t>
+      </w:r>
+      <w:r>
+        <w:rPr>
+          <w:lang w:val="en-US"/>
+        </w:rPr>
+        <w:t>.</w:t>
+      </w:r>
+      <w:r>
+        <w:rPr>
+          <w:lang w:val="en-US"/>
+        </w:rPr>
+        <w:t>xaml</w:t>
+      </w:r>
+      <w:proofErr w:type="spellEnd"/>
+      <w:r>
+        <w:rPr>
+          <w:lang w:val="en-US"/>
+        </w:rPr>
+        <w:t>/</w:t>
+      </w:r>
+      <w:proofErr w:type="spellStart"/>
+      <w:r>
+        <w:rPr>
+          <w:lang w:val="en-US"/>
+        </w:rPr>
+        <w:t>xaml.cs,BookingService</w:t>
+      </w:r>
+      <w:proofErr w:type="gramEnd"/>
+      <w:r>
+        <w:rPr>
+          <w:lang w:val="en-US"/>
+        </w:rPr>
+        <w:t>,Booking</w:t>
+      </w:r>
+      <w:proofErr w:type="spellEnd"/>
+      <w:r>
+        <w:rPr>
+          <w:lang w:val="en-US"/>
+        </w:rPr>
+        <w:t>.</w:t>
+      </w:r>
+    </w:p>
+    <w:p>
+      <w:pPr>
+        <w:rPr>
+          <w:lang w:val="en-US"/>
+        </w:rPr>
+      </w:pPr>
+    </w:p>
+    <w:p>
+      <w:pPr>
+        <w:rPr>
+          <w:lang w:val="en-US"/>
+        </w:rPr>
+      </w:pPr>
+    </w:p>
+    <w:p>
+      <w:pPr>
+        <w:rPr>
+          <w:lang w:val="en-US"/>
+        </w:rPr>
+      </w:pPr>
+      <w:r>
+        <w:rPr>
+          <w:noProof/>
+          <w:lang w:val="en-US"/>
+        </w:rPr>
+        <w:lastRenderedPageBreak/>
+        <w:drawing>
+          <wp:inline distT="0" distB="0" distL="0" distR="0" wp14:anchorId="6FED51DF" wp14:editId="3E468595">
+            <wp:extent cx="5940425" cy="2352040"/>
+            <wp:effectExtent l="0" t="0" r="3175" b="0"/>
+            <wp:docPr id="11" name="Рисунок 11"/>
+            <wp:cNvGraphicFramePr>
+              <a:graphicFrameLocks xmlns:a="http://schemas.openxmlformats.org/drawingml/2006/main" noChangeAspect="1"/>
+            </wp:cNvGraphicFramePr>
+            <a:graphic xmlns:a="http://schemas.openxmlformats.org/drawingml/2006/main">
+              <a:graphicData uri="http://schemas.openxmlformats.org/drawingml/2006/picture">
+                <pic:pic xmlns:pic="http://schemas.openxmlformats.org/drawingml/2006/picture">
+                  <pic:nvPicPr>
+                    <pic:cNvPr id="1" name=""/>
+                    <pic:cNvPicPr/>
+                  </pic:nvPicPr>
+                  <pic:blipFill>
+                    <a:blip r:embed="rId16"/>
+                    <a:stretch>
+                      <a:fillRect/>
+                    </a:stretch>
+                  </pic:blipFill>
+                  <pic:spPr>
+                    <a:xfrm>
+                      <a:off x="0" y="0"/>
                       <a:ext cx="5940425" cy="2352040"/>
                     </a:xfrm>
                     <a:prstGeom prst="rect">
@@ -1132,16 +1153,225 @@
           </wp:inline>
         </w:drawing>
       </w:r>
+    </w:p>
+    <w:p>
+      <w:pPr>
+        <w:pStyle w:val="a4"/>
+        <w:numPr>
+          <w:ilvl w:val="0"/>
+          <w:numId w:val="1"/>
+        </w:numPr>
+      </w:pPr>
+      <w:r>
+        <w:t xml:space="preserve">Это отдельная часть программы, которая выполняет </w:t>
+      </w:r>
+      <w:proofErr w:type="spellStart"/>
+      <w:r>
+        <w:t>опред</w:t>
+      </w:r>
+      <w:proofErr w:type="spellEnd"/>
+      <w:r>
+        <w:t>. Задачу.</w:t>
+      </w:r>
+    </w:p>
+    <w:p>
+      <w:pPr>
+        <w:pStyle w:val="a4"/>
+        <w:numPr>
+          <w:ilvl w:val="0"/>
+          <w:numId w:val="1"/>
+        </w:numPr>
+      </w:pPr>
+      <w:r>
+        <w:t>Чтобы код было легче читать и вносить правки</w:t>
+      </w:r>
+    </w:p>
+    <w:p>
+      <w:pPr>
+        <w:pStyle w:val="a4"/>
+        <w:numPr>
+          <w:ilvl w:val="0"/>
+          <w:numId w:val="1"/>
+        </w:numPr>
+      </w:pPr>
+      <w:r>
+        <w:t>Модель Юзер хранит информацию о пользователе</w:t>
+      </w:r>
+    </w:p>
+    <w:p>
+      <w:pPr>
+        <w:pStyle w:val="a4"/>
+        <w:numPr>
+          <w:ilvl w:val="0"/>
+          <w:numId w:val="1"/>
+        </w:numPr>
+      </w:pPr>
+      <w:proofErr w:type="spellStart"/>
+      <w:r>
+        <w:t>БукингСервис</w:t>
+      </w:r>
+      <w:proofErr w:type="spellEnd"/>
+      <w:r>
+        <w:t xml:space="preserve"> отвечает за создание и проверку бронирований.</w:t>
+      </w:r>
+    </w:p>
+    <w:p>
+      <w:pPr>
+        <w:pStyle w:val="a4"/>
+        <w:numPr>
+          <w:ilvl w:val="0"/>
+          <w:numId w:val="1"/>
+        </w:numPr>
+      </w:pPr>
+      <w:r>
+        <w:t>Чтобы знать, какой пользователь внес бронь</w:t>
+      </w:r>
+    </w:p>
+    <w:p>
+      <w:pPr>
+        <w:pStyle w:val="a4"/>
+        <w:numPr>
+          <w:ilvl w:val="0"/>
+          <w:numId w:val="1"/>
+        </w:numPr>
+      </w:pPr>
+      <w:r>
+        <w:t>Интеграция модулей – это объединение отдельных частей воедино, для совместной работы.</w:t>
+      </w:r>
+    </w:p>
+    <w:p>
+      <w:pPr>
+        <w:pStyle w:val="a4"/>
+        <w:numPr>
+          <w:ilvl w:val="0"/>
+          <w:numId w:val="1"/>
+        </w:numPr>
+      </w:pPr>
+      <w:r>
+        <w:t>Чтобы не допустить пересечение бронирований по времени.</w:t>
+      </w:r>
+    </w:p>
+    <w:p>
+      <w:pPr>
+        <w:pStyle w:val="a4"/>
+        <w:numPr>
+          <w:ilvl w:val="0"/>
+          <w:numId w:val="1"/>
+        </w:numPr>
+      </w:pPr>
+      <w:r>
+        <w:rPr>
+          <w:lang w:val="en-US"/>
+        </w:rPr>
+        <w:t>Booking</w:t>
+      </w:r>
+      <w:r>
+        <w:t xml:space="preserve"> </w:t>
+      </w:r>
+      <w:r>
+        <w:rPr>
+          <w:lang w:val="en-US"/>
+        </w:rPr>
+        <w:t>service</w:t>
+      </w:r>
+      <w:r>
+        <w:t xml:space="preserve"> </w:t>
+      </w:r>
+      <w:r>
+        <w:t>может перестать работать правильно</w:t>
+      </w:r>
+      <w:r>
+        <w:t xml:space="preserve">, если </w:t>
+      </w:r>
+      <w:proofErr w:type="spellStart"/>
+      <w:r>
+        <w:t>емунужны</w:t>
+      </w:r>
+      <w:proofErr w:type="spellEnd"/>
+      <w:r>
+        <w:t xml:space="preserve"> данные </w:t>
+      </w:r>
+      <w:proofErr w:type="spellStart"/>
+      <w:r>
+        <w:rPr>
+          <w:lang w:val="en-US"/>
+        </w:rPr>
+        <w:t>RoomSrvice</w:t>
+      </w:r>
+      <w:proofErr w:type="spellEnd"/>
+      <w:r>
+        <w:t>.</w:t>
+      </w:r>
+    </w:p>
+    <w:p>
+      <w:pPr>
+        <w:pStyle w:val="a4"/>
+        <w:numPr>
+          <w:ilvl w:val="0"/>
+          <w:numId w:val="1"/>
+        </w:numPr>
+      </w:pPr>
+      <w:r>
+        <w:t xml:space="preserve">Модель </w:t>
+      </w:r>
+      <w:r>
+        <w:rPr>
+          <w:lang w:val="en-US"/>
+        </w:rPr>
+        <w:t>Room</w:t>
+      </w:r>
+      <w:r>
+        <w:t xml:space="preserve"> </w:t>
+      </w:r>
+      <w:proofErr w:type="spellStart"/>
+      <w:r>
+        <w:rPr>
+          <w:lang w:val="en-US"/>
+        </w:rPr>
+        <w:t>Room</w:t>
+      </w:r>
+      <w:proofErr w:type="spellEnd"/>
+      <w:r>
+        <w:t xml:space="preserve"> </w:t>
+      </w:r>
+      <w:r>
+        <w:rPr>
+          <w:lang w:val="en-US"/>
+        </w:rPr>
+        <w:t>service</w:t>
+      </w:r>
+      <w:r>
+        <w:t xml:space="preserve">, интерфейс и другие </w:t>
+      </w:r>
+      <w:proofErr w:type="spellStart"/>
+      <w:r>
+        <w:t>компонентв</w:t>
+      </w:r>
+      <w:proofErr w:type="spellEnd"/>
+      <w:r>
+        <w:t>, которые используют свойства комнаты.</w:t>
+      </w:r>
+    </w:p>
+    <w:p>
+      <w:pPr>
+        <w:pStyle w:val="a4"/>
+        <w:numPr>
+          <w:ilvl w:val="0"/>
+          <w:numId w:val="1"/>
+        </w:numPr>
+      </w:pPr>
+      <w:r>
+        <w:t>Чтобы код не был слишком сложным, большим, чтобы было проще редактировать.</w:t>
+      </w:r>
+    </w:p>
+    <w:p>
+      <w:pPr>
+        <w:pStyle w:val="a4"/>
+      </w:pPr>
       <w:bookmarkStart w:id="0" w:name="_GoBack"/>
       <w:bookmarkEnd w:id="0"/>
     </w:p>
-    <w:p>
-      <w:pPr>
-        <w:rPr>
-          <w:lang w:val="en-US"/>
-        </w:rPr>
-      </w:pPr>
-    </w:p>
+    <w:p/>
     <w:sectPr>
       <w:pgSz w:w="11906" w:h="16838"/>
       <w:pgMar w:top="1134" w:right="850" w:bottom="1134" w:left="1701" w:header="708" w:footer="708" w:gutter="0"/>
@@ -1150,6 +1380,103 @@
     </w:sectPr>
   </w:body>
 </w:document>
+</file>
+
+<file path=word/numbering.xml><?xml version="1.0" encoding="utf-8"?>
+<w:numbering xmlns:wpc="http://schemas.microsoft.com/office/word/2010/wordprocessingCanvas" xmlns:cx="http://schemas.microsoft.com/office/drawing/2014/chartex" xmlns:cx1="http://schemas.microsoft.com/office/drawing/2015/9/8/chartex" xmlns:cx2="http://schemas.microsoft.com/office/drawing/2015/10/21/chartex" xmlns:cx3="http://schemas.microsoft.com/office/drawing/2016/5/9/chartex" xmlns:cx4="http://schemas.microsoft.com/office/drawing/2016/5/10/chartex" xmlns:cx5="http://schemas.microsoft.com/office/drawing/2016/5/11/chartex" xmlns:cx6="http://schemas.microsoft.com/office/drawing/2016/5/12/chartex" xmlns:cx7="http://schemas.microsoft.com/office/drawing/2016/5/13/chartex" xmlns:cx8="http://schemas.microsoft.com/office/drawing/2016/5/14/chartex" xmlns:mc="http://schemas.openxmlformats.org/markup-compatibility/2006" xmlns:aink="http://schemas.microsoft.com/office/drawing/2016/ink" xmlns:am3d="http://schemas.microsoft.com/office/drawing/2017/model3d" xmlns:o="urn:schemas-microsoft-com:office:office" xmlns:r="http://schemas.openxmlformats.org/officeDocument/2006/relationships" xmlns:m="http://schemas.openxmlformats.org/officeDocument/2006/math" xmlns:v="urn:schemas-microsoft-com:vml" xmlns:wp14="http://schemas.microsoft.com/office/word/2010/wordprocessingDrawing" xmlns:wp="http://schemas.openxmlformats.org/drawingml/2006/wordprocessingDrawing" xmlns:w10="urn:schemas-microsoft-com:office:word" xmlns:w="http://schemas.openxmlformats.org/wordprocessingml/2006/main" xmlns:w14="http://schemas.microsoft.com/office/word/2010/wordml" xmlns:w15="http://schemas.microsoft.com/office/word/2012/wordml" xmlns:w16cex="http://schemas.microsoft.com/office/word/2018/wordml/cex" xmlns:w16cid="http://schemas.microsoft.com/office/word/2016/wordml/cid" xmlns:w16="http://schemas.microsoft.com/office/word/2018/wordml" xmlns:w16se="http://schemas.microsoft.com/office/word/2015/wordml/symex" xmlns:wpg="http://schemas.microsoft.com/office/word/2010/wordprocessingGroup" xmlns:wpi="http://schemas.microsoft.com/office/word/2010/wordprocessingInk" xmlns:wne="http://schemas.microsoft.com/office/word/2006/wordml" xmlns:wps="http://schemas.microsoft.com/office/word/2010/wordprocessingShape" mc:Ignorable="w14 w15 w16se w16cid w16 w16cex wp14">
+  <w:abstractNum w:abstractNumId="0" w15:restartNumberingAfterBreak="0">
+    <w:nsid w:val="52B11FA4"/>
+    <w:multiLevelType w:val="hybridMultilevel"/>
+    <w:tmpl w:val="C20CC2C0"/>
+    <w:lvl w:ilvl="0" w:tplc="0419000F">
+      <w:start w:val="1"/>
+      <w:numFmt w:val="decimal"/>
+      <w:lvlText w:val="%1."/>
+      <w:lvlJc w:val="left"/>
+      <w:pPr>
+        <w:ind w:left="720" w:hanging="360"/>
+      </w:pPr>
+      <w:rPr>
+        <w:rFonts w:hint="default"/>
+      </w:rPr>
+    </w:lvl>
+    <w:lvl w:ilvl="1" w:tplc="04190019" w:tentative="1">
+      <w:start w:val="1"/>
+      <w:numFmt w:val="lowerLetter"/>
+      <w:lvlText w:val="%2."/>
+      <w:lvlJc w:val="left"/>
+      <w:pPr>
+        <w:ind w:left="1440" w:hanging="360"/>
+      </w:pPr>
+    </w:lvl>
+    <w:lvl w:ilvl="2" w:tplc="0419001B" w:tentative="1">
+      <w:start w:val="1"/>
+      <w:numFmt w:val="lowerRoman"/>
+      <w:lvlText w:val="%3."/>
+      <w:lvlJc w:val="right"/>
+      <w:pPr>
+        <w:ind w:left="2160" w:hanging="180"/>
+      </w:pPr>
+    </w:lvl>
+    <w:lvl w:ilvl="3" w:tplc="0419000F" w:tentative="1">
+      <w:start w:val="1"/>
+      <w:numFmt w:val="decimal"/>
+      <w:lvlText w:val="%4."/>
+      <w:lvlJc w:val="left"/>
+      <w:pPr>
+        <w:ind w:left="2880" w:hanging="360"/>
+      </w:pPr>
+    </w:lvl>
+    <w:lvl w:ilvl="4" w:tplc="04190019" w:tentative="1">
+      <w:start w:val="1"/>
+      <w:numFmt w:val="lowerLetter"/>
+      <w:lvlText w:val="%5."/>
+      <w:lvlJc w:val="left"/>
+      <w:pPr>
+        <w:ind w:left="3600" w:hanging="360"/>
+      </w:pPr>
+    </w:lvl>
+    <w:lvl w:ilvl="5" w:tplc="0419001B" w:tentative="1">
+      <w:start w:val="1"/>
+      <w:numFmt w:val="lowerRoman"/>
+      <w:lvlText w:val="%6."/>
+      <w:lvlJc w:val="right"/>
+      <w:pPr>
+        <w:ind w:left="4320" w:hanging="180"/>
+      </w:pPr>
+    </w:lvl>
+    <w:lvl w:ilvl="6" w:tplc="0419000F" w:tentative="1">
+      <w:start w:val="1"/>
+      <w:numFmt w:val="decimal"/>
+      <w:lvlText w:val="%7."/>
+      <w:lvlJc w:val="left"/>
+      <w:pPr>
+        <w:ind w:left="5040" w:hanging="360"/>
+      </w:pPr>
+    </w:lvl>
+    <w:lvl w:ilvl="7" w:tplc="04190019" w:tentative="1">
+      <w:start w:val="1"/>
+      <w:numFmt w:val="lowerLetter"/>
+      <w:lvlText w:val="%8."/>
+      <w:lvlJc w:val="left"/>
+      <w:pPr>
+        <w:ind w:left="5760" w:hanging="360"/>
+      </w:pPr>
+    </w:lvl>
+    <w:lvl w:ilvl="8" w:tplc="0419001B" w:tentative="1">
+      <w:start w:val="1"/>
+      <w:numFmt w:val="lowerRoman"/>
+      <w:lvlText w:val="%9."/>
+      <w:lvlJc w:val="right"/>
+      <w:pPr>
+        <w:ind w:left="6480" w:hanging="180"/>
+      </w:pPr>
+    </w:lvl>
+  </w:abstractNum>
+  <w:num w:numId="1">
+    <w:abstractNumId w:val="0"/>
+  </w:num>
+</w:numbering>
 </file>
 
 <file path=word/styles.xml><?xml version="1.0" encoding="utf-8"?>
@@ -1601,6 +1928,17 @@
       </w:tblBorders>
     </w:tblPr>
   </w:style>
+  <w:style w:type="paragraph" w:styleId="a4">
+    <w:name w:val="List Paragraph"/>
+    <w:basedOn w:val="a"/>
+    <w:uiPriority w:val="34"/>
+    <w:qFormat/>
+    <w:rsid w:val="001A0D54"/>
+    <w:pPr>
+      <w:ind w:left="720"/>
+      <w:contextualSpacing/>
+    </w:pPr>
+  </w:style>
 </w:styles>
 </file>
 
@@ -1897,4 +2235,16 @@
     </a:ext>
   </a:extLst>
 </a:theme>
+</file>
+
+<file path=customXml/item1.xml><?xml version="1.0" encoding="utf-8"?>
+<b:Sources xmlns:b="http://schemas.openxmlformats.org/officeDocument/2006/bibliography" xmlns="http://schemas.openxmlformats.org/officeDocument/2006/bibliography" SelectedStyle="\APASixthEditionOfficeOnline.xsl" StyleName="APA" Version="6"/>
+</file>
+
+<file path=customXml/itemProps1.xml><?xml version="1.0" encoding="utf-8"?>
+<ds:datastoreItem xmlns:ds="http://schemas.openxmlformats.org/officeDocument/2006/customXml" ds:itemID="{72155169-35FE-4E73-A54B-79FFE4710FCE}">
+  <ds:schemaRefs>
+    <ds:schemaRef ds:uri="http://schemas.openxmlformats.org/officeDocument/2006/bibliography"/>
+  </ds:schemaRefs>
+</ds:datastoreItem>
 </file>